--- a/documents/kit-formulaires-conventions-tvf/15-courriers-prets-a-envoyer/tvf-cour-01-kit-courriers-demandes.docx
+++ b/documents/kit-formulaires-conventions-tvf/15-courriers-prets-a-envoyer/tvf-cour-01-kit-courriers-demandes.docx
@@ -183,7 +183,7 @@
                 <w:color w:val="1E272E"/>
                 <w:sz w:val="19"/>
               </w:rPr>
-              <w:t>V1.0 - 11/07/2026</w:t>
+              <w:t>V1.0 - 12/07/2026</w:t>
             </w:r>
           </w:p>
         </w:tc>
